--- a/CU/CU-24.docx
+++ b/CU/CU-24.docx
@@ -207,6 +207,13 @@
                 <w:szCs w:val="22"/>
               </w:rPr>
               <w:t>Usuario administrador</w:t>
+            </w:r>
+            <w:r>
+              <w:rPr>
+                <w:sz w:val="22"/>
+                <w:szCs w:val="22"/>
+              </w:rPr>
+              <w:t xml:space="preserve"> u auxiliar</w:t>
             </w:r>
           </w:p>
         </w:tc>
